--- a/rapports/2026-06-06/EQ29/EQ29_sup_v2/DR_062203010017/86-14-04-91.docx
+++ b/rapports/2026-06-06/EQ29/EQ29_sup_v2/DR_062203010017/86-14-04-91.docx
@@ -297,7 +297,7 @@
           <w:color w:val="1F6FEB"/>
           <w:sz w:val="22"/>
         </w:rPr>
-        <w:t>⚠ INCOHÉRENCES À CORRIGER (145)</w:t>
+        <w:t>⚠ INCOHÉRENCES À CORRIGER (142)</w:t>
       </w:r>
     </w:p>
     <w:tbl>
@@ -1205,7 +1205,7 @@
                 <w:i w:val="0"/>
                 <w:sz w:val="17"/>
               </w:rPr>
-              <w:t>Incohérence!!! seulement les écoles privées paient les frais de scolarité (y compris les frais d'inscription).</w:t>
+              <w:t>Incoherent!!! Awa NDIAYE n'a pas fréquenté l'école au cours de l'année scolaire 2024/2025 mais a déclaré 2025 comme dernière année à laquelle il/elle a fréquenté l'école.</w:t>
             </w:r>
           </w:p>
         </w:tc>
@@ -1238,7 +1238,7 @@
                 <w:i w:val="0"/>
                 <w:sz w:val="16"/>
               </w:rPr>
-              <w:t>S02</w:t>
+              <w:t>S03</w:t>
               <w:br/>
             </w:r>
             <w:r>
@@ -1248,7 +1248,7 @@
                 <w:color w:val="64748B"/>
                 <w:sz w:val="14"/>
               </w:rPr>
-              <w:t>Éducation</w:t>
+              <w:t>Santé</w:t>
             </w:r>
           </w:p>
         </w:tc>
@@ -1264,7 +1264,7 @@
                 <w:color w:val="16A34A"/>
                 <w:sz w:val="16"/>
               </w:rPr>
-              <w:t>—</w:t>
+              <w:t>s03q29</w:t>
             </w:r>
           </w:p>
         </w:tc>
@@ -1295,7 +1295,7 @@
                 <w:i w:val="0"/>
                 <w:sz w:val="17"/>
               </w:rPr>
-              <w:t>Incoherent!!! Awa NDIAYE n'a pas fréquenté l'école au cours de l'année scolaire 2024/2025 mais a déclaré 2025 comme dernière année à laquelle il/elle a fréquenté l'école.</w:t>
+              <w:t>Incoherence!!! MAME BINETOU CISSE a effectué des dépenses de transport en santé (ambulances, véhicules médicalisés spécialisés, location de taxi) (3.28=Oui) mais la depense liée à ce transport est nulle 0 ou ne sait pas dans la question (s03q29).</w:t>
             </w:r>
           </w:p>
         </w:tc>
@@ -1328,7 +1328,7 @@
                 <w:i w:val="0"/>
                 <w:sz w:val="16"/>
               </w:rPr>
-              <w:t>S03</w:t>
+              <w:t>S04</w:t>
               <w:br/>
             </w:r>
             <w:r>
@@ -1338,7 +1338,7 @@
                 <w:color w:val="64748B"/>
                 <w:sz w:val="14"/>
               </w:rPr>
-              <w:t>Santé</w:t>
+              <w:t>Emploi</w:t>
             </w:r>
           </w:p>
         </w:tc>
@@ -1354,7 +1354,7 @@
                 <w:color w:val="16A34A"/>
                 <w:sz w:val="16"/>
               </w:rPr>
-              <w:t>s03q29</w:t>
+              <w:t>s00q27, s01q00a, s01q12, s01q13, s02q04, s03q11, s03q12, s01q01</w:t>
             </w:r>
           </w:p>
         </w:tc>
@@ -1385,7 +1385,7 @@
                 <w:i w:val="0"/>
                 <w:sz w:val="17"/>
               </w:rPr>
-              <w:t>Incoherence!!! MAME BINETOU CISSE a effectué des dépenses de transport en santé (ambulances, véhicules médicalisés spécialisés, location de taxi) (3.28=Oui) mais la depense liée à ce transport est nulle 0 ou ne sait pas dans la question (s03q29).</w:t>
+              <w:t>Incohérence! Modou ndiaye est agriculteur mais dit avoir bénéficié de congé de maladie, prière de corriger ou de confirmer cette information avec le QG.</w:t>
             </w:r>
           </w:p>
         </w:tc>
@@ -1418,7 +1418,7 @@
                 <w:i w:val="0"/>
                 <w:sz w:val="16"/>
               </w:rPr>
-              <w:t>S04</w:t>
+              <w:t>S16</w:t>
               <w:br/>
             </w:r>
             <w:r>
@@ -1428,7 +1428,7 @@
                 <w:color w:val="64748B"/>
                 <w:sz w:val="14"/>
               </w:rPr>
-              <w:t>Emploi</w:t>
+              <w:t>Agriculture</w:t>
             </w:r>
           </w:p>
         </w:tc>
@@ -1444,7 +1444,7 @@
                 <w:color w:val="16A34A"/>
                 <w:sz w:val="16"/>
               </w:rPr>
-              <w:t>s00q27, s01q00a, s01q12, s01q13, s02q04, s03q11, s03q12, s01q01</w:t>
+              <w:t>s00q07a, s00q08, s00q10, s00q13_0, s00q15_0, s00q17_0, s00q23a, s00q23b</w:t>
             </w:r>
           </w:p>
         </w:tc>
@@ -1475,7 +1475,7 @@
                 <w:i w:val="0"/>
                 <w:sz w:val="17"/>
               </w:rPr>
-              <w:t>Incohérence! Modou ndiaye est agriculteur mais dit avoir bénéficié de congé de maladie, prière de corriger ou de confirmer cette information avec le QG.</w:t>
+              <w:t>La somme des quantités consommées (400 kg), des quantités offertes (0 kg),  des quantités vendus (2 kg) et des quantités en stock (1000 kg) depasse la quantité totale (2 kg) que le ménage a eu après la recolte de Mil , prière de corriger cette incoherence.</w:t>
             </w:r>
           </w:p>
         </w:tc>
@@ -1508,7 +1508,7 @@
                 <w:i w:val="0"/>
                 <w:sz w:val="16"/>
               </w:rPr>
-              <w:t>S16</w:t>
+              <w:t>S17</w:t>
               <w:br/>
             </w:r>
             <w:r>
@@ -1518,7 +1518,7 @@
                 <w:color w:val="64748B"/>
                 <w:sz w:val="14"/>
               </w:rPr>
-              <w:t>Agriculture</w:t>
+              <w:t>Élevage</w:t>
             </w:r>
           </w:p>
         </w:tc>
@@ -1534,7 +1534,7 @@
                 <w:color w:val="16A34A"/>
                 <w:sz w:val="16"/>
               </w:rPr>
-              <w:t>s00q07a, s00q08, s00q10, s00q13_0, s00q15_0, s00q17_0, s00q23a, s00q23b</w:t>
+              <w:t>s17q18a, s17q18b, s17q18c, s17q18d, s17q18e, s17q18f, s17q18g, s17q18h</w:t>
             </w:r>
           </w:p>
         </w:tc>
@@ -1565,7 +1565,7 @@
                 <w:i w:val="0"/>
                 <w:sz w:val="17"/>
               </w:rPr>
-              <w:t>La somme des quantités consommées (400 kg), des quantités offertes (0 kg),  des quantités vendus (2 kg) et des quantités en stock (1000 kg) depasse la quantité totale (2 kg) que le ménage a eu après la recolte de Mil , prière de corriger cette incoherence.</w:t>
+              <w:t>Incohérence!! Le ménage a dit qu'il a abbatu un Autres volailles dans les fêtes mais vous n'avez declaré aucun nombre d'animal abbatu dans les fêtes, prière de renseigner les nombre dans les questions (s17q18a s17q18b s17q18c s17q18d s17q18e s17q18f s17q18g s17q18h s17q18i).</w:t>
             </w:r>
           </w:p>
         </w:tc>
@@ -1580,10 +1580,10 @@
               <w:rPr>
                 <w:b/>
                 <w:i w:val="0"/>
-                <w:color w:val="DC2626"/>
-                <w:sz w:val="16"/>
-              </w:rPr>
-              <w:t>Haute</w:t>
+                <w:color w:val="EA580C"/>
+                <w:sz w:val="16"/>
+              </w:rPr>
+              <w:t>Moyenne</w:t>
             </w:r>
           </w:p>
         </w:tc>
@@ -1598,7 +1598,7 @@
                 <w:i w:val="0"/>
                 <w:sz w:val="16"/>
               </w:rPr>
-              <w:t>S17</w:t>
+              <w:t>S00</w:t>
               <w:br/>
             </w:r>
             <w:r>
@@ -1608,7 +1608,7 @@
                 <w:color w:val="64748B"/>
                 <w:sz w:val="14"/>
               </w:rPr>
-              <w:t>Élevage</w:t>
+              <w:t>Identification</w:t>
             </w:r>
           </w:p>
         </w:tc>
@@ -1624,7 +1624,7 @@
                 <w:color w:val="16A34A"/>
                 <w:sz w:val="16"/>
               </w:rPr>
-              <w:t>s17q18a, s17q18b, s17q18c, s17q18d, s17q18e, s17q18f, s17q18g, s17q18h</w:t>
+              <w:t>s00q27</w:t>
             </w:r>
           </w:p>
         </w:tc>
@@ -1655,7 +1655,7 @@
                 <w:i w:val="0"/>
                 <w:sz w:val="17"/>
               </w:rPr>
-              <w:t>Incohérence!! Le ménage a dit qu'il a abbatu un Autres volailles dans les fêtes mais vous n'avez declaré aucun nombre d'animal abbatu dans les fêtes, prière de renseigner les nombre dans les questions (s17q18a s17q18b s17q18c s17q18d s17q18e s17q18f s17q18g s17q18h s17q18i).</w:t>
+              <w:t>Le questionnaire semble ne pas être complètement fini mais le questionnaire est en statut complet, prière de compléter le questionnaire.</w:t>
             </w:r>
           </w:p>
         </w:tc>
@@ -1714,7 +1714,7 @@
                 <w:color w:val="16A34A"/>
                 <w:sz w:val="16"/>
               </w:rPr>
-              <w:t>s00q27</w:t>
+              <w:t>—</w:t>
             </w:r>
           </w:p>
         </w:tc>
@@ -1745,7 +1745,7 @@
                 <w:i w:val="0"/>
                 <w:sz w:val="17"/>
               </w:rPr>
-              <w:t>Le questionnaire semble ne pas être complètement fini mais le questionnaire est en statut complet, prière de compléter le questionnaire.</w:t>
+              <w:t>L'adresse ou la localisation du ménage doit être bien renseignée, ne doit pas contenir des numéros de téléphone et elle semble courte pour être une adresse.</w:t>
             </w:r>
           </w:p>
         </w:tc>
@@ -1835,7 +1835,7 @@
                 <w:i w:val="0"/>
                 <w:sz w:val="17"/>
               </w:rPr>
-              <w:t>L'adresse ou la localisation du ménage doit être bien renseignée, ne doit pas contenir des numéros de téléphone et elle semble courte pour être une adresse.</w:t>
+              <w:t>Prière de renseigner la bonne adresse.</w:t>
             </w:r>
           </w:p>
         </w:tc>
@@ -1868,7 +1868,7 @@
                 <w:i w:val="0"/>
                 <w:sz w:val="16"/>
               </w:rPr>
-              <w:t>S00</w:t>
+              <w:t>S01</w:t>
               <w:br/>
             </w:r>
             <w:r>
@@ -1878,7 +1878,7 @@
                 <w:color w:val="64748B"/>
                 <w:sz w:val="14"/>
               </w:rPr>
-              <w:t>Identification</w:t>
+              <w:t>Démographie</w:t>
             </w:r>
           </w:p>
         </w:tc>
@@ -1925,7 +1925,7 @@
                 <w:i w:val="0"/>
                 <w:sz w:val="17"/>
               </w:rPr>
-              <w:t>Prière de renseigner la bonne adresse.</w:t>
+              <w:t>Prière de verifier l'information donnée par Modou ndiaye ou corriger au niveau de la section 1.</w:t>
             </w:r>
           </w:p>
         </w:tc>
@@ -2015,7 +2015,7 @@
                 <w:i w:val="0"/>
                 <w:sz w:val="17"/>
               </w:rPr>
-              <w:t>Prière de verifier l'information donnée par Modou ndiaye ou corriger au niveau de la section 1.</w:t>
+              <w:t>Prière de verifier l'information donnée par Awa NDIAYE ou corriger au niveau de la section 1.</w:t>
             </w:r>
           </w:p>
         </w:tc>
@@ -2105,7 +2105,7 @@
                 <w:i w:val="0"/>
                 <w:sz w:val="17"/>
               </w:rPr>
-              <w:t>Prière de verifier l'information donnée par Awa NDIAYE ou corriger au niveau de la section 1.</w:t>
+              <w:t>Prière de verifier l'information donnée par Coumba ndiaye ou corriger au niveau de la section 1.</w:t>
             </w:r>
           </w:p>
         </w:tc>
@@ -2195,7 +2195,7 @@
                 <w:i w:val="0"/>
                 <w:sz w:val="17"/>
               </w:rPr>
-              <w:t>Prière de verifier l'information donnée par Coumba ndiaye ou corriger au niveau de la section 1.</w:t>
+              <w:t>Prière de verifier l'information donnée par Fatou ndiaye ou corriger au niveau de la section 1.</w:t>
             </w:r>
           </w:p>
         </w:tc>
@@ -2254,7 +2254,7 @@
                 <w:color w:val="16A34A"/>
                 <w:sz w:val="16"/>
               </w:rPr>
-              <w:t>—</w:t>
+              <w:t>s01q10_1</w:t>
             </w:r>
           </w:p>
         </w:tc>
@@ -2285,277 +2285,7 @@
                 <w:i w:val="0"/>
                 <w:sz w:val="17"/>
               </w:rPr>
-              <w:t>Prière de verifier l'information donnée par Fatou ndiaye ou corriger au niveau de la section 1.</w:t>
-            </w:r>
-          </w:p>
-        </w:tc>
-      </w:tr>
-      <w:tr>
-        <w:tc>
-          <w:tcPr>
-            <w:tcW w:type="dxa" w:w="964"/>
-          </w:tcPr>
-          <w:p>
-            <w:r>
-              <w:rPr>
-                <w:b/>
-                <w:i w:val="0"/>
-                <w:color w:val="EA580C"/>
-                <w:sz w:val="16"/>
-              </w:rPr>
-              <w:t>Moyenne</w:t>
-            </w:r>
-          </w:p>
-        </w:tc>
-        <w:tc>
-          <w:tcPr>
-            <w:tcW w:type="dxa" w:w="1247"/>
-          </w:tcPr>
-          <w:p>
-            <w:r>
-              <w:rPr>
-                <w:b/>
-                <w:i w:val="0"/>
-                <w:sz w:val="16"/>
-              </w:rPr>
-              <w:t>S01</w:t>
-              <w:br/>
-            </w:r>
-            <w:r>
-              <w:rPr>
-                <w:b w:val="0"/>
-                <w:i w:val="0"/>
-                <w:color w:val="64748B"/>
-                <w:sz w:val="14"/>
-              </w:rPr>
-              <w:t>Démographie</w:t>
-            </w:r>
-          </w:p>
-        </w:tc>
-        <w:tc>
-          <w:tcPr>
-            <w:tcW w:type="dxa" w:w="1531"/>
-          </w:tcPr>
-          <w:p>
-            <w:r>
-              <w:rPr>
-                <w:b/>
-                <w:i w:val="0"/>
-                <w:color w:val="16A34A"/>
-                <w:sz w:val="16"/>
-              </w:rPr>
-              <w:t>s01q10_1</w:t>
-            </w:r>
-          </w:p>
-        </w:tc>
-        <w:tc>
-          <w:tcPr>
-            <w:tcW w:type="dxa" w:w="1191"/>
-          </w:tcPr>
-          <w:p>
-            <w:r>
-              <w:rPr>
-                <w:b w:val="0"/>
-                <w:i w:val="0"/>
-                <w:color w:val="64748B"/>
-                <w:sz w:val="16"/>
-              </w:rPr>
-              <w:t>GT-CQ</w:t>
-            </w:r>
-          </w:p>
-        </w:tc>
-        <w:tc>
-          <w:tcPr>
-            <w:tcW w:type="dxa" w:w="4706"/>
-          </w:tcPr>
-          <w:p>
-            <w:r>
-              <w:rPr>
-                <w:b w:val="0"/>
-                <w:i w:val="0"/>
-                <w:sz w:val="17"/>
-              </w:rPr>
               <w:t>La taille du ménage lors de l'enquête principale (8) de ce ménage est inférieur à la taille du denombrement (10), prière de fournir des explications concrètes ou aller revisiter le ménage.</w:t>
-            </w:r>
-          </w:p>
-        </w:tc>
-      </w:tr>
-      <w:tr>
-        <w:tc>
-          <w:tcPr>
-            <w:tcW w:type="dxa" w:w="964"/>
-          </w:tcPr>
-          <w:p>
-            <w:r>
-              <w:rPr>
-                <w:b/>
-                <w:i w:val="0"/>
-                <w:color w:val="EA580C"/>
-                <w:sz w:val="16"/>
-              </w:rPr>
-              <w:t>Moyenne</w:t>
-            </w:r>
-          </w:p>
-        </w:tc>
-        <w:tc>
-          <w:tcPr>
-            <w:tcW w:type="dxa" w:w="1247"/>
-          </w:tcPr>
-          <w:p>
-            <w:r>
-              <w:rPr>
-                <w:b/>
-                <w:i w:val="0"/>
-                <w:sz w:val="16"/>
-              </w:rPr>
-              <w:t>S02</w:t>
-              <w:br/>
-            </w:r>
-            <w:r>
-              <w:rPr>
-                <w:b w:val="0"/>
-                <w:i w:val="0"/>
-                <w:color w:val="64748B"/>
-                <w:sz w:val="14"/>
-              </w:rPr>
-              <w:t>Éducation</w:t>
-            </w:r>
-          </w:p>
-        </w:tc>
-        <w:tc>
-          <w:tcPr>
-            <w:tcW w:type="dxa" w:w="1531"/>
-          </w:tcPr>
-          <w:p>
-            <w:r>
-              <w:rPr>
-                <w:b/>
-                <w:i w:val="0"/>
-                <w:color w:val="16A34A"/>
-                <w:sz w:val="16"/>
-              </w:rPr>
-              <w:t>—</w:t>
-            </w:r>
-          </w:p>
-        </w:tc>
-        <w:tc>
-          <w:tcPr>
-            <w:tcW w:type="dxa" w:w="1191"/>
-          </w:tcPr>
-          <w:p>
-            <w:r>
-              <w:rPr>
-                <w:b w:val="0"/>
-                <w:i w:val="0"/>
-                <w:color w:val="64748B"/>
-                <w:sz w:val="16"/>
-              </w:rPr>
-              <w:t>GT-CQ</w:t>
-            </w:r>
-          </w:p>
-        </w:tc>
-        <w:tc>
-          <w:tcPr>
-            <w:tcW w:type="dxa" w:w="4706"/>
-          </w:tcPr>
-          <w:p>
-            <w:r>
-              <w:rPr>
-                <w:b w:val="0"/>
-                <w:i w:val="0"/>
-                <w:sz w:val="17"/>
-              </w:rPr>
-              <w:t>veuillez, s'il vous plait, confirmer les frais de scolarité ( 1000 FCFA) payée de Coumba ndiaye avec le QG ou apporter les corrections nécessaires.</w:t>
-            </w:r>
-          </w:p>
-        </w:tc>
-      </w:tr>
-      <w:tr>
-        <w:tc>
-          <w:tcPr>
-            <w:tcW w:type="dxa" w:w="964"/>
-          </w:tcPr>
-          <w:p>
-            <w:r>
-              <w:rPr>
-                <w:b/>
-                <w:i w:val="0"/>
-                <w:color w:val="EA580C"/>
-                <w:sz w:val="16"/>
-              </w:rPr>
-              <w:t>Moyenne</w:t>
-            </w:r>
-          </w:p>
-        </w:tc>
-        <w:tc>
-          <w:tcPr>
-            <w:tcW w:type="dxa" w:w="1247"/>
-          </w:tcPr>
-          <w:p>
-            <w:r>
-              <w:rPr>
-                <w:b/>
-                <w:i w:val="0"/>
-                <w:sz w:val="16"/>
-              </w:rPr>
-              <w:t>S02</w:t>
-              <w:br/>
-            </w:r>
-            <w:r>
-              <w:rPr>
-                <w:b w:val="0"/>
-                <w:i w:val="0"/>
-                <w:color w:val="64748B"/>
-                <w:sz w:val="14"/>
-              </w:rPr>
-              <w:t>Éducation</w:t>
-            </w:r>
-          </w:p>
-        </w:tc>
-        <w:tc>
-          <w:tcPr>
-            <w:tcW w:type="dxa" w:w="1531"/>
-          </w:tcPr>
-          <w:p>
-            <w:r>
-              <w:rPr>
-                <w:b/>
-                <w:i w:val="0"/>
-                <w:color w:val="16A34A"/>
-                <w:sz w:val="16"/>
-              </w:rPr>
-              <w:t>—</w:t>
-            </w:r>
-          </w:p>
-        </w:tc>
-        <w:tc>
-          <w:tcPr>
-            <w:tcW w:type="dxa" w:w="1191"/>
-          </w:tcPr>
-          <w:p>
-            <w:r>
-              <w:rPr>
-                <w:b w:val="0"/>
-                <w:i w:val="0"/>
-                <w:color w:val="64748B"/>
-                <w:sz w:val="16"/>
-              </w:rPr>
-              <w:t>GT-CQ</w:t>
-            </w:r>
-          </w:p>
-        </w:tc>
-        <w:tc>
-          <w:tcPr>
-            <w:tcW w:type="dxa" w:w="4706"/>
-          </w:tcPr>
-          <w:p>
-            <w:r>
-              <w:rPr>
-                <w:b w:val="0"/>
-                <w:i w:val="0"/>
-                <w:sz w:val="17"/>
-              </w:rPr>
-              <w:t>veuillez, s'il vous plait, confirmer les frais de scolarité ( 1000 FCFA) payée de Modou ndiaye avec le QG ou apporter les corrections nécessaires.</w:t>
             </w:r>
           </w:p>
         </w:tc>
